--- a/a3.docx
+++ b/a3.docx
@@ -14,6 +14,15 @@
           <w:rFonts w:hint="default"/>
           <w:lang w:val="en-US"/>
         </w:rPr>
+        <w:t>.</w:t>
+      </w:r>
+      <w:bookmarkStart w:id="0" w:name="_GoBack"/>
+      <w:bookmarkEnd w:id="0"/>
+      <w:r>
+        <w:rPr>
+          <w:rFonts w:hint="default"/>
+          <w:lang w:val="en-US"/>
+        </w:rPr>
         <w:t>Jira and git are respectively used in sofwtare development</w:t>
       </w:r>
     </w:p>
@@ -24,8 +33,6 @@
           <w:lang w:val="en-US"/>
         </w:rPr>
       </w:pPr>
-      <w:bookmarkStart w:id="0" w:name="_GoBack"/>
-      <w:bookmarkEnd w:id="0"/>
     </w:p>
     <w:sectPr>
       <w:pgSz w:w="11906" w:h="16838"/>
